--- a/Coding 1 - year/Unit 6 - Debugging and Documentation/Daily Lesson Plans/Word/Day 125.docx
+++ b/Coding 1 - year/Unit 6 - Debugging and Documentation/Daily Lesson Plans/Word/Day 125.docx
@@ -50,12 +50,15 @@
               </w:rPr>
               <w:t xml:space="preserve">Coding I — Full Year</w:t>
             </w:r>
-          </w:p>
-          <w:p>
-            <w:pPr>
-              <w:spacing w:before="40"/>
-              <w:jc w:val="center"/>
-            </w:pPr>
+            <w:r>
+              <w:rPr>
+                <w:rFonts w:ascii="Arial" w:cs="Arial" w:eastAsia="Arial" w:hAnsi="Arial"/>
+                <w:sz w:val="16"/>
+                <w:szCs w:val="16"/>
+              </w:rPr>
+              <w:br/>
+              <w:t xml:space="preserve"/>
+            </w:r>
             <w:r>
               <w:rPr>
                 <w:rFonts w:ascii="Arial" w:cs="Arial" w:eastAsia="Arial" w:hAnsi="Arial"/>
@@ -83,7 +86,7 @@
           <w:rFonts w:ascii="Arial" w:cs="Arial" w:eastAsia="Arial" w:hAnsi="Arial"/>
           <w:b/>
           <w:bCs/>
-          <w:color w:val="1F3864"/>
+          <w:color w:val="2B5797"/>
           <w:sz w:val="32"/>
           <w:szCs w:val="32"/>
         </w:rPr>
@@ -261,9 +264,9 @@
               <w:right w:val="single" w:color="CCCCCC" w:sz="1"/>
             </w:tcBorders>
             <w:tcMar>
-              <w:top w:type="dxa" w:w="60"/>
+              <w:top w:type="dxa" w:w="80"/>
               <w:left w:type="dxa" w:w="120"/>
-              <w:bottom w:type="dxa" w:w="60"/>
+              <w:bottom w:type="dxa" w:w="80"/>
               <w:right w:type="dxa" w:w="120"/>
             </w:tcMar>
           </w:tcPr>
@@ -290,20 +293,147 @@
               <w:right w:val="single" w:color="CCCCCC" w:sz="1"/>
             </w:tcBorders>
             <w:tcMar>
-              <w:top w:type="dxa" w:w="60"/>
+              <w:top w:type="dxa" w:w="80"/>
               <w:left w:type="dxa" w:w="120"/>
-              <w:bottom w:type="dxa" w:w="60"/>
+              <w:bottom w:type="dxa" w:w="80"/>
               <w:right w:type="dxa" w:w="120"/>
             </w:tcMar>
           </w:tcPr>
           <w:p>
-            <w:r>
-              <w:rPr>
-                <w:rFonts w:ascii="Arial" w:cs="Arial" w:eastAsia="Arial" w:hAnsi="Arial"/>
-                <w:sz w:val="20"/>
-                <w:szCs w:val="20"/>
+            <w:pPr>
+              <w:spacing w:after="80" w:before="80"/>
+            </w:pPr>
+            <w:r>
+              <w:rPr>
+                <w:rFonts w:ascii="Arial" w:cs="Arial" w:eastAsia="Arial" w:hAnsi="Arial"/>
+                <w:b/>
+                <w:bCs/>
+                <w:i w:val="false"/>
+                <w:iCs w:val="false"/>
+                <w:color w:val="000000"/>
+                <w:sz w:val="22"/>
+                <w:szCs w:val="22"/>
               </w:rPr>
               <w:t xml:space="preserve">Bell Ringer / Review</w:t>
+            </w:r>
+            <w:r>
+              <w:rPr>
+                <w:rFonts w:ascii="Arial" w:cs="Arial" w:eastAsia="Arial" w:hAnsi="Arial"/>
+                <w:sz w:val="20"/>
+                <w:szCs w:val="20"/>
+              </w:rPr>
+              <w:br/>
+              <w:t xml:space="preserve"/>
+            </w:r>
+            <w:r>
+              <w:rPr>
+                <w:rFonts w:ascii="Arial" w:cs="Arial" w:eastAsia="Arial" w:hAnsi="Arial"/>
+                <w:sz w:val="20"/>
+                <w:szCs w:val="20"/>
+              </w:rPr>
+              <w:br/>
+              <w:t xml:space="preserve"/>
+            </w:r>
+            <w:r>
+              <w:rPr>
+                <w:rFonts w:ascii="Arial" w:cs="Arial" w:eastAsia="Arial" w:hAnsi="Arial"/>
+                <w:b/>
+                <w:bCs/>
+                <w:i w:val="false"/>
+                <w:iCs w:val="false"/>
+                <w:color w:val="000000"/>
+                <w:sz w:val="20"/>
+                <w:szCs w:val="20"/>
+              </w:rPr>
+              <w:t xml:space="preserve">Quick Write </w:t>
+            </w:r>
+            <w:r>
+              <w:rPr>
+                <w:rFonts w:ascii="Arial" w:cs="Arial" w:eastAsia="Arial" w:hAnsi="Arial"/>
+                <w:b w:val="false"/>
+                <w:bCs w:val="false"/>
+                <w:i w:val="false"/>
+                <w:iCs w:val="false"/>
+                <w:color w:val="000000"/>
+                <w:sz w:val="20"/>
+                <w:szCs w:val="20"/>
+              </w:rPr>
+              <w:t xml:space="preserve">(3 min — written or verbal):</w:t>
+            </w:r>
+            <w:r>
+              <w:rPr>
+                <w:rFonts w:ascii="Arial" w:cs="Arial" w:eastAsia="Arial" w:hAnsi="Arial"/>
+                <w:sz w:val="20"/>
+                <w:szCs w:val="20"/>
+              </w:rPr>
+              <w:br/>
+              <w:t xml:space="preserve"/>
+            </w:r>
+            <w:r>
+              <w:rPr>
+                <w:rFonts w:ascii="Arial" w:cs="Arial" w:eastAsia="Arial" w:hAnsi="Arial"/>
+                <w:b w:val="false"/>
+                <w:bCs w:val="false"/>
+                <w:i w:val="false"/>
+                <w:iCs w:val="false"/>
+                <w:color w:val="000000"/>
+                <w:sz w:val="20"/>
+                <w:szCs w:val="20"/>
+              </w:rPr>
+              <w:t xml:space="preserve">    Can you identify and classify errors, read tracebacks, and apply fixes?</w:t>
+            </w:r>
+            <w:r>
+              <w:rPr>
+                <w:rFonts w:ascii="Arial" w:cs="Arial" w:eastAsia="Arial" w:hAnsi="Arial"/>
+                <w:sz w:val="20"/>
+                <w:szCs w:val="20"/>
+              </w:rPr>
+              <w:br/>
+              <w:t xml:space="preserve"/>
+            </w:r>
+            <w:r>
+              <w:rPr>
+                <w:rFonts w:ascii="Arial" w:cs="Arial" w:eastAsia="Arial" w:hAnsi="Arial"/>
+                <w:sz w:val="20"/>
+                <w:szCs w:val="20"/>
+              </w:rPr>
+              <w:br/>
+              <w:t xml:space="preserve"/>
+            </w:r>
+            <w:r>
+              <w:rPr>
+                <w:rFonts w:ascii="Arial" w:cs="Arial" w:eastAsia="Arial" w:hAnsi="Arial"/>
+                <w:b w:val="false"/>
+                <w:bCs w:val="false"/>
+                <w:i/>
+                <w:iCs/>
+                <w:color w:val="444444"/>
+                <w:sz w:val="20"/>
+                <w:szCs w:val="20"/>
+              </w:rPr>
+              <w:t xml:space="preserve">Today's Goal: By the end of class you will be able to identify and classify errors, read tracebacks, and apply fixes.</w:t>
+            </w:r>
+            <w:r>
+              <w:rPr>
+                <w:rFonts w:ascii="Arial" w:cs="Arial" w:eastAsia="Arial" w:hAnsi="Arial"/>
+                <w:sz w:val="20"/>
+                <w:szCs w:val="20"/>
+              </w:rPr>
+              <w:br/>
+              <w:t xml:space="preserve"/>
+            </w:r>
+            <w:r>
+              <w:rPr>
+                <w:rFonts w:ascii="Arial" w:cs="Arial" w:eastAsia="Arial" w:hAnsi="Arial"/>
+                <w:b w:val="false"/>
+                <w:bCs w:val="false"/>
+                <w:i/>
+                <w:iCs/>
+                <w:color w:val="555555"/>
+                <w:sz w:val="20"/>
+                <w:szCs w:val="20"/>
+              </w:rPr>
+              <w:t xml:space="preserve">→ Pair-share your response, then 2–3 students share with the class.</w:t>
             </w:r>
           </w:p>
         </w:tc>
@@ -319,9 +449,9 @@
               <w:right w:val="single" w:color="CCCCCC" w:sz="1"/>
             </w:tcBorders>
             <w:tcMar>
-              <w:top w:type="dxa" w:w="60"/>
+              <w:top w:type="dxa" w:w="80"/>
               <w:left w:type="dxa" w:w="120"/>
-              <w:bottom w:type="dxa" w:w="60"/>
+              <w:bottom w:type="dxa" w:w="80"/>
               <w:right w:type="dxa" w:w="120"/>
             </w:tcMar>
           </w:tcPr>
@@ -348,20 +478,217 @@
               <w:right w:val="single" w:color="CCCCCC" w:sz="1"/>
             </w:tcBorders>
             <w:tcMar>
-              <w:top w:type="dxa" w:w="60"/>
+              <w:top w:type="dxa" w:w="80"/>
               <w:left w:type="dxa" w:w="120"/>
-              <w:bottom w:type="dxa" w:w="60"/>
+              <w:bottom w:type="dxa" w:w="80"/>
               <w:right w:type="dxa" w:w="120"/>
             </w:tcMar>
           </w:tcPr>
           <w:p>
-            <w:r>
-              <w:rPr>
-                <w:rFonts w:ascii="Arial" w:cs="Arial" w:eastAsia="Arial" w:hAnsi="Arial"/>
-                <w:sz w:val="20"/>
-                <w:szCs w:val="20"/>
-              </w:rPr>
-              <w:t xml:space="preserve">Mini Lesson: Practice Lab—Error Identification and Correction</w:t>
+            <w:pPr>
+              <w:spacing w:after="80" w:before="80"/>
+            </w:pPr>
+            <w:r>
+              <w:rPr>
+                <w:rFonts w:ascii="Arial" w:cs="Arial" w:eastAsia="Arial" w:hAnsi="Arial"/>
+                <w:b/>
+                <w:bCs/>
+                <w:i w:val="false"/>
+                <w:iCs w:val="false"/>
+                <w:color w:val="000000"/>
+                <w:sz w:val="22"/>
+                <w:szCs w:val="22"/>
+              </w:rPr>
+              <w:t xml:space="preserve">Mini Lesson: </w:t>
+            </w:r>
+            <w:r>
+              <w:rPr>
+                <w:rFonts w:ascii="Arial" w:cs="Arial" w:eastAsia="Arial" w:hAnsi="Arial"/>
+                <w:b w:val="false"/>
+                <w:bCs w:val="false"/>
+                <w:i w:val="false"/>
+                <w:iCs w:val="false"/>
+                <w:color w:val="000000"/>
+                <w:sz w:val="22"/>
+                <w:szCs w:val="22"/>
+              </w:rPr>
+              <w:t xml:space="preserve">Practice Lab—Error Identification and Correction</w:t>
+            </w:r>
+            <w:r>
+              <w:rPr>
+                <w:rFonts w:ascii="Arial" w:cs="Arial" w:eastAsia="Arial" w:hAnsi="Arial"/>
+                <w:sz w:val="20"/>
+                <w:szCs w:val="20"/>
+              </w:rPr>
+              <w:br/>
+              <w:t xml:space="preserve"/>
+            </w:r>
+            <w:r>
+              <w:rPr>
+                <w:rFonts w:ascii="Arial" w:cs="Arial" w:eastAsia="Arial" w:hAnsi="Arial"/>
+                <w:sz w:val="20"/>
+                <w:szCs w:val="20"/>
+              </w:rPr>
+              <w:br/>
+              <w:t xml:space="preserve"/>
+            </w:r>
+            <w:r>
+              <w:rPr>
+                <w:rFonts w:ascii="Arial" w:cs="Arial" w:eastAsia="Arial" w:hAnsi="Arial"/>
+                <w:b/>
+                <w:bCs/>
+                <w:i/>
+                <w:iCs/>
+                <w:color w:val="000000"/>
+                <w:sz w:val="20"/>
+                <w:szCs w:val="20"/>
+              </w:rPr>
+              <w:t xml:space="preserve">Learning Target: </w:t>
+            </w:r>
+            <w:r>
+              <w:rPr>
+                <w:rFonts w:ascii="Arial" w:cs="Arial" w:eastAsia="Arial" w:hAnsi="Arial"/>
+                <w:b w:val="false"/>
+                <w:bCs w:val="false"/>
+                <w:i/>
+                <w:iCs/>
+                <w:color w:val="333333"/>
+                <w:sz w:val="20"/>
+                <w:szCs w:val="20"/>
+              </w:rPr>
+              <w:t xml:space="preserve">I can identify and classify errors, read tracebacks, and apply fixes.</w:t>
+            </w:r>
+            <w:r>
+              <w:rPr>
+                <w:rFonts w:ascii="Arial" w:cs="Arial" w:eastAsia="Arial" w:hAnsi="Arial"/>
+                <w:sz w:val="20"/>
+                <w:szCs w:val="20"/>
+              </w:rPr>
+              <w:br/>
+              <w:t xml:space="preserve"/>
+            </w:r>
+            <w:r>
+              <w:rPr>
+                <w:rFonts w:ascii="Arial" w:cs="Arial" w:eastAsia="Arial" w:hAnsi="Arial"/>
+                <w:sz w:val="20"/>
+                <w:szCs w:val="20"/>
+              </w:rPr>
+              <w:br/>
+              <w:t xml:space="preserve"/>
+            </w:r>
+            <w:r>
+              <w:rPr>
+                <w:rFonts w:ascii="Arial" w:cs="Arial" w:eastAsia="Arial" w:hAnsi="Arial"/>
+                <w:b w:val="false"/>
+                <w:bCs w:val="false"/>
+                <w:i w:val="false"/>
+                <w:iCs w:val="false"/>
+                <w:color w:val="000000"/>
+                <w:sz w:val="20"/>
+                <w:szCs w:val="20"/>
+              </w:rPr>
+              <w:t xml:space="preserve">This lab brings together everything from Week 25. You'll work with code that has syntax, runtime, and logic errors. Your job is to:</w:t>
+            </w:r>
+            <w:r>
+              <w:rPr>
+                <w:rFonts w:ascii="Arial" w:cs="Arial" w:eastAsia="Arial" w:hAnsi="Arial"/>
+                <w:sz w:val="20"/>
+                <w:szCs w:val="20"/>
+              </w:rPr>
+              <w:br/>
+              <w:t xml:space="preserve"/>
+            </w:r>
+            <w:r>
+              <w:rPr>
+                <w:rFonts w:ascii="Arial" w:cs="Arial" w:eastAsia="Arial" w:hAnsi="Arial"/>
+                <w:b w:val="false"/>
+                <w:bCs w:val="false"/>
+                <w:i w:val="false"/>
+                <w:iCs w:val="false"/>
+                <w:color w:val="000000"/>
+                <w:sz w:val="20"/>
+                <w:szCs w:val="20"/>
+              </w:rPr>
+              <w:t xml:space="preserve">2. Read the traceback (if applicable)</w:t>
+            </w:r>
+            <w:r>
+              <w:rPr>
+                <w:rFonts w:ascii="Arial" w:cs="Arial" w:eastAsia="Arial" w:hAnsi="Arial"/>
+                <w:sz w:val="20"/>
+                <w:szCs w:val="20"/>
+              </w:rPr>
+              <w:br/>
+              <w:t xml:space="preserve"/>
+            </w:r>
+            <w:r>
+              <w:rPr>
+                <w:rFonts w:ascii="Arial" w:cs="Arial" w:eastAsia="Arial" w:hAnsi="Arial"/>
+                <w:sz w:val="20"/>
+                <w:szCs w:val="20"/>
+              </w:rPr>
+              <w:br/>
+              <w:t xml:space="preserve"/>
+            </w:r>
+            <w:r>
+              <w:rPr>
+                <w:rFonts w:ascii="Arial" w:cs="Arial" w:eastAsia="Arial" w:hAnsi="Arial"/>
+                <w:b/>
+                <w:bCs/>
+                <w:i/>
+                <w:iCs/>
+                <w:color w:val="555555"/>
+                <w:sz w:val="20"/>
+                <w:szCs w:val="20"/>
+              </w:rPr>
+              <w:t xml:space="preserve">→ Live Demo — </w:t>
+            </w:r>
+            <w:r>
+              <w:rPr>
+                <w:rFonts w:ascii="Arial" w:cs="Arial" w:eastAsia="Arial" w:hAnsi="Arial"/>
+                <w:b w:val="false"/>
+                <w:bCs w:val="false"/>
+                <w:i/>
+                <w:iCs/>
+                <w:color w:val="555555"/>
+                <w:sz w:val="20"/>
+                <w:szCs w:val="20"/>
+              </w:rPr>
+              <w:t xml:space="preserve">type examples as students follow along in their own editor.</w:t>
+            </w:r>
+            <w:r>
+              <w:rPr>
+                <w:rFonts w:ascii="Arial" w:cs="Arial" w:eastAsia="Arial" w:hAnsi="Arial"/>
+                <w:sz w:val="20"/>
+                <w:szCs w:val="20"/>
+              </w:rPr>
+              <w:br/>
+              <w:t xml:space="preserve"/>
+            </w:r>
+            <w:r>
+              <w:rPr>
+                <w:rFonts w:ascii="Arial" w:cs="Arial" w:eastAsia="Arial" w:hAnsi="Arial"/>
+                <w:b/>
+                <w:bCs/>
+                <w:i/>
+                <w:iCs/>
+                <w:color w:val="555555"/>
+                <w:sz w:val="20"/>
+                <w:szCs w:val="20"/>
+              </w:rPr>
+              <w:t xml:space="preserve">→ Check for Understanding: </w:t>
+            </w:r>
+            <w:r>
+              <w:rPr>
+                <w:rFonts w:ascii="Arial" w:cs="Arial" w:eastAsia="Arial" w:hAnsi="Arial"/>
+                <w:b w:val="false"/>
+                <w:bCs w:val="false"/>
+                <w:i/>
+                <w:iCs/>
+                <w:color w:val="555555"/>
+                <w:sz w:val="20"/>
+                <w:szCs w:val="20"/>
+              </w:rPr>
+              <w:t xml:space="preserve">pause and cold-call: “Can someone explain what we just did in their own words?”</w:t>
             </w:r>
           </w:p>
         </w:tc>
@@ -377,9 +704,9 @@
               <w:right w:val="single" w:color="CCCCCC" w:sz="1"/>
             </w:tcBorders>
             <w:tcMar>
-              <w:top w:type="dxa" w:w="60"/>
+              <w:top w:type="dxa" w:w="80"/>
               <w:left w:type="dxa" w:w="120"/>
-              <w:bottom w:type="dxa" w:w="60"/>
+              <w:bottom w:type="dxa" w:w="80"/>
               <w:right w:type="dxa" w:w="120"/>
             </w:tcMar>
           </w:tcPr>
@@ -406,20 +733,90 @@
               <w:right w:val="single" w:color="CCCCCC" w:sz="1"/>
             </w:tcBorders>
             <w:tcMar>
-              <w:top w:type="dxa" w:w="60"/>
+              <w:top w:type="dxa" w:w="80"/>
               <w:left w:type="dxa" w:w="120"/>
-              <w:bottom w:type="dxa" w:w="60"/>
+              <w:bottom w:type="dxa" w:w="80"/>
               <w:right w:type="dxa" w:w="120"/>
             </w:tcMar>
           </w:tcPr>
           <w:p>
-            <w:r>
-              <w:rPr>
-                <w:rFonts w:ascii="Arial" w:cs="Arial" w:eastAsia="Arial" w:hAnsi="Arial"/>
-                <w:sz w:val="20"/>
-                <w:szCs w:val="20"/>
+            <w:pPr>
+              <w:spacing w:after="80" w:before="80"/>
+            </w:pPr>
+            <w:r>
+              <w:rPr>
+                <w:rFonts w:ascii="Arial" w:cs="Arial" w:eastAsia="Arial" w:hAnsi="Arial"/>
+                <w:b/>
+                <w:bCs/>
+                <w:i w:val="false"/>
+                <w:iCs w:val="false"/>
+                <w:color w:val="000000"/>
+                <w:sz w:val="22"/>
+                <w:szCs w:val="22"/>
               </w:rPr>
               <w:t xml:space="preserve">Guided Practice</w:t>
+            </w:r>
+            <w:r>
+              <w:rPr>
+                <w:rFonts w:ascii="Arial" w:cs="Arial" w:eastAsia="Arial" w:hAnsi="Arial"/>
+                <w:sz w:val="20"/>
+                <w:szCs w:val="20"/>
+              </w:rPr>
+              <w:br/>
+              <w:t xml:space="preserve"/>
+            </w:r>
+            <w:r>
+              <w:rPr>
+                <w:rFonts w:ascii="Arial" w:cs="Arial" w:eastAsia="Arial" w:hAnsi="Arial"/>
+                <w:sz w:val="20"/>
+                <w:szCs w:val="20"/>
+              </w:rPr>
+              <w:br/>
+              <w:t xml:space="preserve"/>
+            </w:r>
+            <w:r>
+              <w:rPr>
+                <w:rFonts w:ascii="Arial" w:cs="Arial" w:eastAsia="Arial" w:hAnsi="Arial"/>
+                <w:b w:val="false"/>
+                <w:bCs w:val="false"/>
+                <w:i w:val="false"/>
+                <w:iCs w:val="false"/>
+                <w:color w:val="000000"/>
+                <w:sz w:val="20"/>
+                <w:szCs w:val="20"/>
+              </w:rPr>
+              <w:t xml:space="preserve">Debug this program that calculates the area of a circle:</w:t>
+            </w:r>
+            <w:r>
+              <w:rPr>
+                <w:rFonts w:ascii="Arial" w:cs="Arial" w:eastAsia="Arial" w:hAnsi="Arial"/>
+                <w:sz w:val="20"/>
+                <w:szCs w:val="20"/>
+              </w:rPr>
+              <w:br/>
+              <w:t xml:space="preserve"/>
+            </w:r>
+            <w:r>
+              <w:rPr>
+                <w:rFonts w:ascii="Arial" w:cs="Arial" w:eastAsia="Arial" w:hAnsi="Arial"/>
+                <w:sz w:val="20"/>
+                <w:szCs w:val="20"/>
+              </w:rPr>
+              <w:br/>
+              <w:t xml:space="preserve"/>
+            </w:r>
+            <w:r>
+              <w:rPr>
+                <w:rFonts w:ascii="Arial" w:cs="Arial" w:eastAsia="Arial" w:hAnsi="Arial"/>
+                <w:b w:val="false"/>
+                <w:bCs w:val="false"/>
+                <w:i/>
+                <w:iCs/>
+                <w:color w:val="555555"/>
+                <w:sz w:val="20"/>
+                <w:szCs w:val="20"/>
+              </w:rPr>
+              <w:t xml:space="preserve">→ Teacher models — students try alongside, then compare results.</w:t>
             </w:r>
           </w:p>
         </w:tc>
@@ -435,9 +832,9 @@
               <w:right w:val="single" w:color="CCCCCC" w:sz="1"/>
             </w:tcBorders>
             <w:tcMar>
-              <w:top w:type="dxa" w:w="60"/>
+              <w:top w:type="dxa" w:w="80"/>
               <w:left w:type="dxa" w:w="120"/>
-              <w:bottom w:type="dxa" w:w="60"/>
+              <w:bottom w:type="dxa" w:w="80"/>
               <w:right w:type="dxa" w:w="120"/>
             </w:tcMar>
           </w:tcPr>
@@ -450,7 +847,7 @@
                 <w:sz w:val="20"/>
                 <w:szCs w:val="20"/>
               </w:rPr>
-              <w:t xml:space="preserve">15-20 min</w:t>
+              <w:t xml:space="preserve">15–20 min</w:t>
             </w:r>
           </w:p>
         </w:tc>
@@ -464,20 +861,164 @@
               <w:right w:val="single" w:color="CCCCCC" w:sz="1"/>
             </w:tcBorders>
             <w:tcMar>
-              <w:top w:type="dxa" w:w="60"/>
+              <w:top w:type="dxa" w:w="80"/>
               <w:left w:type="dxa" w:w="120"/>
-              <w:bottom w:type="dxa" w:w="60"/>
+              <w:bottom w:type="dxa" w:w="80"/>
               <w:right w:type="dxa" w:w="120"/>
             </w:tcMar>
           </w:tcPr>
           <w:p>
-            <w:r>
-              <w:rPr>
-                <w:rFonts w:ascii="Arial" w:cs="Arial" w:eastAsia="Arial" w:hAnsi="Arial"/>
-                <w:sz w:val="20"/>
-                <w:szCs w:val="20"/>
+            <w:pPr>
+              <w:spacing w:after="80" w:before="80"/>
+            </w:pPr>
+            <w:r>
+              <w:rPr>
+                <w:rFonts w:ascii="Arial" w:cs="Arial" w:eastAsia="Arial" w:hAnsi="Arial"/>
+                <w:b/>
+                <w:bCs/>
+                <w:i w:val="false"/>
+                <w:iCs w:val="false"/>
+                <w:color w:val="000000"/>
+                <w:sz w:val="22"/>
+                <w:szCs w:val="22"/>
               </w:rPr>
               <w:t xml:space="preserve">Independent Practice / Code Along</w:t>
+            </w:r>
+            <w:r>
+              <w:rPr>
+                <w:rFonts w:ascii="Arial" w:cs="Arial" w:eastAsia="Arial" w:hAnsi="Arial"/>
+                <w:sz w:val="20"/>
+                <w:szCs w:val="20"/>
+              </w:rPr>
+              <w:br/>
+              <w:t xml:space="preserve"/>
+            </w:r>
+            <w:r>
+              <w:rPr>
+                <w:rFonts w:ascii="Arial" w:cs="Arial" w:eastAsia="Arial" w:hAnsi="Arial"/>
+                <w:b/>
+                <w:bCs/>
+                <w:i w:val="false"/>
+                <w:iCs w:val="false"/>
+                <w:color w:val="000000"/>
+                <w:sz w:val="20"/>
+                <w:szCs w:val="20"/>
+              </w:rPr>
+              <w:t xml:space="preserve">    Beginner: </w:t>
+            </w:r>
+            <w:r>
+              <w:rPr>
+                <w:rFonts w:ascii="Arial" w:cs="Arial" w:eastAsia="Arial" w:hAnsi="Arial"/>
+                <w:b w:val="false"/>
+                <w:bCs w:val="false"/>
+                <w:i w:val="false"/>
+                <w:iCs w:val="false"/>
+                <w:color w:val="000000"/>
+                <w:sz w:val="20"/>
+                <w:szCs w:val="20"/>
+              </w:rPr>
+              <w:t xml:space="preserve">Fix this grade calculator (identify all errors):</w:t>
+            </w:r>
+            <w:r>
+              <w:rPr>
+                <w:rFonts w:ascii="Arial" w:cs="Arial" w:eastAsia="Arial" w:hAnsi="Arial"/>
+                <w:sz w:val="20"/>
+                <w:szCs w:val="20"/>
+              </w:rPr>
+              <w:br/>
+              <w:t xml:space="preserve"/>
+            </w:r>
+            <w:r>
+              <w:rPr>
+                <w:rFonts w:ascii="Arial" w:cs="Arial" w:eastAsia="Arial" w:hAnsi="Arial"/>
+                <w:b/>
+                <w:bCs/>
+                <w:i w:val="false"/>
+                <w:iCs w:val="false"/>
+                <w:color w:val="000000"/>
+                <w:sz w:val="20"/>
+                <w:szCs w:val="20"/>
+              </w:rPr>
+              <w:t xml:space="preserve">    Intermediate: </w:t>
+            </w:r>
+            <w:r>
+              <w:rPr>
+                <w:rFonts w:ascii="Arial" w:cs="Arial" w:eastAsia="Arial" w:hAnsi="Arial"/>
+                <w:b w:val="false"/>
+                <w:bCs w:val="false"/>
+                <w:i w:val="false"/>
+                <w:iCs w:val="false"/>
+                <w:color w:val="000000"/>
+                <w:sz w:val="20"/>
+                <w:szCs w:val="20"/>
+              </w:rPr>
+              <w:t xml:space="preserve">Find and fix all errors in this program:</w:t>
+            </w:r>
+            <w:r>
+              <w:rPr>
+                <w:rFonts w:ascii="Arial" w:cs="Arial" w:eastAsia="Arial" w:hAnsi="Arial"/>
+                <w:sz w:val="20"/>
+                <w:szCs w:val="20"/>
+              </w:rPr>
+              <w:br/>
+              <w:t xml:space="preserve"/>
+            </w:r>
+            <w:r>
+              <w:rPr>
+                <w:rFonts w:ascii="Arial" w:cs="Arial" w:eastAsia="Arial" w:hAnsi="Arial"/>
+                <w:b/>
+                <w:bCs/>
+                <w:i w:val="false"/>
+                <w:iCs w:val="false"/>
+                <w:color w:val="000000"/>
+                <w:sz w:val="20"/>
+                <w:szCs w:val="20"/>
+              </w:rPr>
+              <w:t xml:space="preserve">    Challenge: </w:t>
+            </w:r>
+            <w:r>
+              <w:rPr>
+                <w:rFonts w:ascii="Arial" w:cs="Arial" w:eastAsia="Arial" w:hAnsi="Arial"/>
+                <w:b w:val="false"/>
+                <w:bCs w:val="false"/>
+                <w:i w:val="false"/>
+                <w:iCs w:val="false"/>
+                <w:color w:val="000000"/>
+                <w:sz w:val="20"/>
+                <w:szCs w:val="20"/>
+              </w:rPr>
+              <w:t xml:space="preserve">Debug a "divide two numbers" program that handles edge cases: ---</w:t>
+            </w:r>
+            <w:r>
+              <w:rPr>
+                <w:rFonts w:ascii="Arial" w:cs="Arial" w:eastAsia="Arial" w:hAnsi="Arial"/>
+                <w:sz w:val="20"/>
+                <w:szCs w:val="20"/>
+              </w:rPr>
+              <w:br/>
+              <w:t xml:space="preserve"/>
+            </w:r>
+            <w:r>
+              <w:rPr>
+                <w:rFonts w:ascii="Arial" w:cs="Arial" w:eastAsia="Arial" w:hAnsi="Arial"/>
+                <w:sz w:val="20"/>
+                <w:szCs w:val="20"/>
+              </w:rPr>
+              <w:br/>
+              <w:t xml:space="preserve"/>
+            </w:r>
+            <w:r>
+              <w:rPr>
+                <w:rFonts w:ascii="Arial" w:cs="Arial" w:eastAsia="Arial" w:hAnsi="Arial"/>
+                <w:b w:val="false"/>
+                <w:bCs w:val="false"/>
+                <w:i/>
+                <w:iCs/>
+                <w:color w:val="555555"/>
+                <w:sz w:val="20"/>
+                <w:szCs w:val="20"/>
+              </w:rPr>
+              <w:t xml:space="preserve">→ Teacher circulates — offer hints, check for understanding.</w:t>
             </w:r>
           </w:p>
         </w:tc>
@@ -493,9 +1034,9 @@
               <w:right w:val="single" w:color="CCCCCC" w:sz="1"/>
             </w:tcBorders>
             <w:tcMar>
-              <w:top w:type="dxa" w:w="60"/>
+              <w:top w:type="dxa" w:w="80"/>
               <w:left w:type="dxa" w:w="120"/>
-              <w:bottom w:type="dxa" w:w="60"/>
+              <w:bottom w:type="dxa" w:w="80"/>
               <w:right w:type="dxa" w:w="120"/>
             </w:tcMar>
           </w:tcPr>
@@ -522,20 +1063,90 @@
               <w:right w:val="single" w:color="CCCCCC" w:sz="1"/>
             </w:tcBorders>
             <w:tcMar>
-              <w:top w:type="dxa" w:w="60"/>
+              <w:top w:type="dxa" w:w="80"/>
               <w:left w:type="dxa" w:w="120"/>
-              <w:bottom w:type="dxa" w:w="60"/>
+              <w:bottom w:type="dxa" w:w="80"/>
               <w:right w:type="dxa" w:w="120"/>
             </w:tcMar>
           </w:tcPr>
           <w:p>
-            <w:r>
-              <w:rPr>
-                <w:rFonts w:ascii="Arial" w:cs="Arial" w:eastAsia="Arial" w:hAnsi="Arial"/>
-                <w:sz w:val="20"/>
-                <w:szCs w:val="20"/>
+            <w:pPr>
+              <w:spacing w:after="80" w:before="80"/>
+            </w:pPr>
+            <w:r>
+              <w:rPr>
+                <w:rFonts w:ascii="Arial" w:cs="Arial" w:eastAsia="Arial" w:hAnsi="Arial"/>
+                <w:b/>
+                <w:bCs/>
+                <w:i w:val="false"/>
+                <w:iCs w:val="false"/>
+                <w:color w:val="000000"/>
+                <w:sz w:val="22"/>
+                <w:szCs w:val="22"/>
               </w:rPr>
               <w:t xml:space="preserve">Exit Ticket / Wrap-Up</w:t>
+            </w:r>
+            <w:r>
+              <w:rPr>
+                <w:rFonts w:ascii="Arial" w:cs="Arial" w:eastAsia="Arial" w:hAnsi="Arial"/>
+                <w:sz w:val="20"/>
+                <w:szCs w:val="20"/>
+              </w:rPr>
+              <w:br/>
+              <w:t xml:space="preserve"/>
+            </w:r>
+            <w:r>
+              <w:rPr>
+                <w:rFonts w:ascii="Arial" w:cs="Arial" w:eastAsia="Arial" w:hAnsi="Arial"/>
+                <w:sz w:val="20"/>
+                <w:szCs w:val="20"/>
+              </w:rPr>
+              <w:br/>
+              <w:t xml:space="preserve"/>
+            </w:r>
+            <w:r>
+              <w:rPr>
+                <w:rFonts w:ascii="Arial" w:cs="Arial" w:eastAsia="Arial" w:hAnsi="Arial"/>
+                <w:b w:val="false"/>
+                <w:bCs w:val="false"/>
+                <w:i w:val="false"/>
+                <w:iCs w:val="false"/>
+                <w:color w:val="000000"/>
+                <w:sz w:val="20"/>
+                <w:szCs w:val="20"/>
+              </w:rPr>
+              <w:t xml:space="preserve">Quick Check: Identify and classify errors, read tracebacks, and apply fixes?</w:t>
+            </w:r>
+            <w:r>
+              <w:rPr>
+                <w:rFonts w:ascii="Arial" w:cs="Arial" w:eastAsia="Arial" w:hAnsi="Arial"/>
+                <w:sz w:val="20"/>
+                <w:szCs w:val="20"/>
+              </w:rPr>
+              <w:br/>
+              <w:t xml:space="preserve"/>
+            </w:r>
+            <w:r>
+              <w:rPr>
+                <w:rFonts w:ascii="Arial" w:cs="Arial" w:eastAsia="Arial" w:hAnsi="Arial"/>
+                <w:sz w:val="20"/>
+                <w:szCs w:val="20"/>
+              </w:rPr>
+              <w:br/>
+              <w:t xml:space="preserve"/>
+            </w:r>
+            <w:r>
+              <w:rPr>
+                <w:rFonts w:ascii="Arial" w:cs="Arial" w:eastAsia="Arial" w:hAnsi="Arial"/>
+                <w:b w:val="false"/>
+                <w:bCs w:val="false"/>
+                <w:i/>
+                <w:iCs/>
+                <w:color w:val="555555"/>
+                <w:sz w:val="20"/>
+                <w:szCs w:val="20"/>
+              </w:rPr>
+              <w:t xml:space="preserve">→ 3–2–1: Name 3 things learned, 2 new vocab words, 1 question you still have.</w:t>
             </w:r>
           </w:p>
         </w:tc>
@@ -723,19 +1334,6 @@
                 <w:sz w:val="18"/>
                 <w:szCs w:val="18"/>
               </w:rPr>
-              <w:t xml:space="preserve"># Example buggy program (Calculate student grades)</w:t>
-            </w:r>
-          </w:p>
-          <w:p>
-            <w:pPr>
-              <w:spacing w:after="20"/>
-            </w:pPr>
-            <w:r>
-              <w:rPr>
-                <w:rFonts w:ascii="Courier New" w:cs="Courier New" w:eastAsia="Courier New" w:hAnsi="Courier New"/>
-                <w:sz w:val="18"/>
-                <w:szCs w:val="18"/>
-              </w:rPr>
               <w:t xml:space="preserve">student_name = input("Student name: ")</w:t>
             </w:r>
           </w:p>
@@ -815,71 +1413,6 @@
                 <w:szCs w:val="18"/>
               </w:rPr>
               <w:t xml:space="preserve">print(f"{student_name}'s average: {average}")</w:t>
-            </w:r>
-          </w:p>
-          <w:p>
-            <w:pPr>
-              <w:spacing w:after="20"/>
-            </w:pPr>
-            <w:r>
-              <w:rPr>
-                <w:rFonts w:ascii="Courier New" w:cs="Courier New" w:eastAsia="Courier New" w:hAnsi="Courier New"/>
-                <w:sz w:val="18"/>
-                <w:szCs w:val="18"/>
-              </w:rPr>
-              <w:t xml:space="preserve"> </w:t>
-            </w:r>
-          </w:p>
-          <w:p>
-            <w:pPr>
-              <w:spacing w:after="20"/>
-            </w:pPr>
-            <w:r>
-              <w:rPr>
-                <w:rFonts w:ascii="Courier New" w:cs="Courier New" w:eastAsia="Courier New" w:hAnsi="Courier New"/>
-                <w:sz w:val="18"/>
-                <w:szCs w:val="18"/>
-              </w:rPr>
-              <w:t xml:space="preserve"># This has multiple issues:</w:t>
-            </w:r>
-          </w:p>
-          <w:p>
-            <w:pPr>
-              <w:spacing w:after="20"/>
-            </w:pPr>
-            <w:r>
-              <w:rPr>
-                <w:rFonts w:ascii="Courier New" w:cs="Courier New" w:eastAsia="Courier New" w:hAnsi="Courier New"/>
-                <w:sz w:val="18"/>
-                <w:szCs w:val="18"/>
-              </w:rPr>
-              <w:t xml:space="preserve"># 1. Syntax error: missing closing quote on line 3</w:t>
-            </w:r>
-          </w:p>
-          <w:p>
-            <w:pPr>
-              <w:spacing w:after="20"/>
-            </w:pPr>
-            <w:r>
-              <w:rPr>
-                <w:rFonts w:ascii="Courier New" w:cs="Courier New" w:eastAsia="Courier New" w:hAnsi="Courier New"/>
-                <w:sz w:val="18"/>
-                <w:szCs w:val="18"/>
-              </w:rPr>
-              <w:t xml:space="preserve"># 2. Runtime error: can't add strings; need int conversion</w:t>
-            </w:r>
-          </w:p>
-          <w:p>
-            <w:pPr>
-              <w:spacing w:after="20"/>
-            </w:pPr>
-            <w:r>
-              <w:rPr>
-                <w:rFonts w:ascii="Courier New" w:cs="Courier New" w:eastAsia="Courier New" w:hAnsi="Courier New"/>
-                <w:sz w:val="18"/>
-                <w:szCs w:val="18"/>
-              </w:rPr>
-              <w:t xml:space="preserve"># 3. After fixing those, the logic should work</w:t>
             </w:r>
           </w:p>
         </w:tc>
@@ -1923,76 +2456,7 @@
           <w:sz w:val="20"/>
           <w:szCs w:val="20"/>
         </w:rPr>
-        <w:t xml:space="preserve">Challenge: Debug a "divide two numbers" program that handles edge cases: &lt;details&gt; &lt;summary&gt;✅ Sample Answers&lt;/summary&gt;</w:t>
-      </w:r>
-    </w:p>
-    <w:p>
-      <w:pPr>
-        <w:spacing w:after="80"/>
-      </w:pPr>
-      <w:r>
-        <w:rPr>
-          <w:rFonts w:ascii="Arial" w:cs="Arial" w:eastAsia="Arial" w:hAnsi="Arial"/>
-          <w:b/>
-          <w:bCs/>
-          <w:sz w:val="20"/>
-          <w:szCs w:val="20"/>
-        </w:rPr>
-        <w:t xml:space="preserve">Problem 4: </w:t>
-      </w:r>
-      <w:r>
-        <w:rPr>
-          <w:rFonts w:ascii="Arial" w:cs="Arial" w:eastAsia="Arial" w:hAnsi="Arial"/>
-          <w:sz w:val="20"/>
-          <w:szCs w:val="20"/>
-        </w:rPr>
-        <w:t xml:space="preserve">:</w:t>
-      </w:r>
-    </w:p>
-    <w:p>
-      <w:pPr>
-        <w:spacing w:after="80"/>
-      </w:pPr>
-      <w:r>
-        <w:rPr>
-          <w:rFonts w:ascii="Arial" w:cs="Arial" w:eastAsia="Arial" w:hAnsi="Arial"/>
-          <w:b/>
-          <w:bCs/>
-          <w:sz w:val="20"/>
-          <w:szCs w:val="20"/>
-        </w:rPr>
-        <w:t xml:space="preserve">Problem 5: </w:t>
-      </w:r>
-      <w:r>
-        <w:rPr>
-          <w:rFonts w:ascii="Arial" w:cs="Arial" w:eastAsia="Arial" w:hAnsi="Arial"/>
-          <w:sz w:val="20"/>
-          <w:szCs w:val="20"/>
-        </w:rPr>
-        <w:t xml:space="preserve">:</w:t>
-      </w:r>
-    </w:p>
-    <w:p>
-      <w:pPr>
-        <w:spacing w:after="80"/>
-      </w:pPr>
-      <w:r>
-        <w:rPr>
-          <w:rFonts w:ascii="Arial" w:cs="Arial" w:eastAsia="Arial" w:hAnsi="Arial"/>
-          <w:b/>
-          <w:bCs/>
-          <w:sz w:val="20"/>
-          <w:szCs w:val="20"/>
-        </w:rPr>
-        <w:t xml:space="preserve">Problem 6: </w:t>
-      </w:r>
-      <w:r>
-        <w:rPr>
-          <w:rFonts w:ascii="Arial" w:cs="Arial" w:eastAsia="Arial" w:hAnsi="Arial"/>
-          <w:sz w:val="20"/>
-          <w:szCs w:val="20"/>
-        </w:rPr>
-        <w:t xml:space="preserve">: &lt;/details&gt; ---</w:t>
+        <w:t xml:space="preserve">Challenge: Debug a "divide two numbers" program that handles edge cases: ---</w:t>
       </w:r>
     </w:p>
     <w:p>

--- a/Coding 1 - year/Unit 6 - Debugging and Documentation/Daily Lesson Plans/Word/Day 125.docx
+++ b/Coding 1 - year/Unit 6 - Debugging and Documentation/Daily Lesson Plans/Word/Day 125.docx
@@ -380,7 +380,7 @@
                 <w:sz w:val="20"/>
                 <w:szCs w:val="20"/>
               </w:rPr>
-              <w:t xml:space="preserve">    Can you identify and classify errors, read tracebacks, and apply fixes?</w:t>
+              <w:t xml:space="preserve">    Look at the examples on the board. Can you spot which ones show and classify errors, read tracebacks, and apply fixes? What clues helped you decide?</w:t>
             </w:r>
             <w:r>
               <w:rPr>
@@ -411,7 +411,7 @@
                 <w:sz w:val="20"/>
                 <w:szCs w:val="20"/>
               </w:rPr>
-              <w:t xml:space="preserve">Today's Goal: By the end of class you will be able to identify and classify errors, read tracebacks, and apply fixes.</w:t>
+              <w:t xml:space="preserve">Today’s Goal: By the end of class you will be able to identify and classify errors, read tracebacks, and apply fixes.</w:t>
             </w:r>
             <w:r>
               <w:rPr>
@@ -1115,7 +1115,7 @@
                 <w:sz w:val="20"/>
                 <w:szCs w:val="20"/>
               </w:rPr>
-              <w:t xml:space="preserve">Quick Check: Identify and classify errors, read tracebacks, and apply fixes?</w:t>
+              <w:t xml:space="preserve">Define and classify errors, read tracebacks, in your own words and give one example of how it's used in code.</w:t>
             </w:r>
             <w:r>
               <w:rPr>

--- a/Coding 1 - year/Unit 6 - Debugging and Documentation/Daily Lesson Plans/Word/Day 125.docx
+++ b/Coding 1 - year/Unit 6 - Debugging and Documentation/Daily Lesson Plans/Word/Day 125.docx
@@ -610,6 +610,147 @@
                 <w:szCs w:val="20"/>
               </w:rPr>
               <w:t xml:space="preserve">2. Read the traceback (if applicable)</w:t>
+            </w:r>
+            <w:r>
+              <w:rPr>
+                <w:rFonts w:ascii="Arial" w:cs="Arial" w:eastAsia="Arial" w:hAnsi="Arial"/>
+                <w:sz w:val="20"/>
+                <w:szCs w:val="20"/>
+              </w:rPr>
+              <w:br/>
+              <w:t xml:space="preserve"/>
+            </w:r>
+            <w:r>
+              <w:rPr>
+                <w:rFonts w:ascii="Arial" w:cs="Arial" w:eastAsia="Arial" w:hAnsi="Arial"/>
+                <w:sz w:val="20"/>
+                <w:szCs w:val="20"/>
+              </w:rPr>
+              <w:br/>
+              <w:t xml:space="preserve"/>
+            </w:r>
+            <w:r>
+              <w:rPr>
+                <w:rFonts w:ascii="Arial" w:cs="Arial" w:eastAsia="Arial" w:hAnsi="Arial"/>
+                <w:b/>
+                <w:bCs/>
+                <w:i w:val="false"/>
+                <w:iCs w:val="false"/>
+                <w:color w:val="000000"/>
+                <w:sz w:val="20"/>
+                <w:szCs w:val="20"/>
+              </w:rPr>
+              <w:t xml:space="preserve">Key Concepts:</w:t>
+            </w:r>
+            <w:r>
+              <w:rPr>
+                <w:rFonts w:ascii="Arial" w:cs="Arial" w:eastAsia="Arial" w:hAnsi="Arial"/>
+                <w:sz w:val="20"/>
+                <w:szCs w:val="20"/>
+              </w:rPr>
+              <w:br/>
+              <w:t xml:space="preserve"/>
+            </w:r>
+            <w:r>
+              <w:rPr>
+                <w:rFonts w:ascii="Arial" w:cs="Arial" w:eastAsia="Arial" w:hAnsi="Arial"/>
+                <w:b w:val="false"/>
+                <w:bCs w:val="false"/>
+                <w:i w:val="false"/>
+                <w:iCs w:val="false"/>
+                <w:color w:val="000000"/>
+                <w:sz w:val="20"/>
+                <w:szCs w:val="20"/>
+              </w:rPr>
+              <w:t xml:space="preserve">    • Identify the error type</w:t>
+            </w:r>
+            <w:r>
+              <w:rPr>
+                <w:rFonts w:ascii="Arial" w:cs="Arial" w:eastAsia="Arial" w:hAnsi="Arial"/>
+                <w:sz w:val="20"/>
+                <w:szCs w:val="20"/>
+              </w:rPr>
+              <w:br/>
+              <w:t xml:space="preserve"/>
+            </w:r>
+            <w:r>
+              <w:rPr>
+                <w:rFonts w:ascii="Arial" w:cs="Arial" w:eastAsia="Arial" w:hAnsi="Arial"/>
+                <w:b w:val="false"/>
+                <w:bCs w:val="false"/>
+                <w:i w:val="false"/>
+                <w:iCs w:val="false"/>
+                <w:color w:val="000000"/>
+                <w:sz w:val="20"/>
+                <w:szCs w:val="20"/>
+              </w:rPr>
+              <w:t xml:space="preserve">    • Read the traceback (if applicable)</w:t>
+            </w:r>
+            <w:r>
+              <w:rPr>
+                <w:rFonts w:ascii="Arial" w:cs="Arial" w:eastAsia="Arial" w:hAnsi="Arial"/>
+                <w:sz w:val="20"/>
+                <w:szCs w:val="20"/>
+              </w:rPr>
+              <w:br/>
+              <w:t xml:space="preserve"/>
+            </w:r>
+            <w:r>
+              <w:rPr>
+                <w:rFonts w:ascii="Arial" w:cs="Arial" w:eastAsia="Arial" w:hAnsi="Arial"/>
+                <w:b w:val="false"/>
+                <w:bCs w:val="false"/>
+                <w:i w:val="false"/>
+                <w:iCs w:val="false"/>
+                <w:color w:val="000000"/>
+                <w:sz w:val="20"/>
+                <w:szCs w:val="20"/>
+              </w:rPr>
+              <w:t xml:space="preserve">    • Understand what went wrong</w:t>
+            </w:r>
+            <w:r>
+              <w:rPr>
+                <w:rFonts w:ascii="Arial" w:cs="Arial" w:eastAsia="Arial" w:hAnsi="Arial"/>
+                <w:sz w:val="20"/>
+                <w:szCs w:val="20"/>
+              </w:rPr>
+              <w:br/>
+              <w:t xml:space="preserve"/>
+            </w:r>
+            <w:r>
+              <w:rPr>
+                <w:rFonts w:ascii="Arial" w:cs="Arial" w:eastAsia="Arial" w:hAnsi="Arial"/>
+                <w:b w:val="false"/>
+                <w:bCs w:val="false"/>
+                <w:i w:val="false"/>
+                <w:iCs w:val="false"/>
+                <w:color w:val="000000"/>
+                <w:sz w:val="20"/>
+                <w:szCs w:val="20"/>
+              </w:rPr>
+              <w:t xml:space="preserve">    • Apply the fix</w:t>
+            </w:r>
+            <w:r>
+              <w:rPr>
+                <w:rFonts w:ascii="Arial" w:cs="Arial" w:eastAsia="Arial" w:hAnsi="Arial"/>
+                <w:sz w:val="20"/>
+                <w:szCs w:val="20"/>
+              </w:rPr>
+              <w:br/>
+              <w:t xml:space="preserve"/>
+            </w:r>
+            <w:r>
+              <w:rPr>
+                <w:rFonts w:ascii="Arial" w:cs="Arial" w:eastAsia="Arial" w:hAnsi="Arial"/>
+                <w:b w:val="false"/>
+                <w:bCs w:val="false"/>
+                <w:i w:val="false"/>
+                <w:iCs w:val="false"/>
+                <w:color w:val="000000"/>
+                <w:sz w:val="20"/>
+                <w:szCs w:val="20"/>
+              </w:rPr>
+              <w:t xml:space="preserve">    • Test to confirm it works</w:t>
             </w:r>
             <w:r>
               <w:rPr>
